--- a/docs/technical-report.docx
+++ b/docs/technical-report.docx
@@ -52,7 +52,7 @@
         <w:t xml:space="preserve">Contact details:</w:t>
       </w:r>
       <w:r>
-        <w:t xml:space="preserve"> [email]</w:t>
+        <w:t xml:space="preserve"> pevalvarez@gmail.com</w:t>
       </w:r>
     </w:p>
     <w:p>
@@ -69,7 +69,7 @@
       <w:r>
         <w:t xml:space="preserve"> </w:t>
       </w:r>
-      <w:hyperlink w:history="1" r:id="rIdmpsx9bbisjmuhhur8sx2l">
+      <w:hyperlink w:history="1" r:id="rIdbb-csavxdx3veyi8zpiqe">
         <w:r>
           <w:rPr>
             <w:rStyle w:val="Hyperlink"/>
@@ -170,7 +170,7 @@
       <w:r>
         <w:t xml:space="preserve"> The 2020 census counted 9.46 million indigenous people, about 8.7% of the population (8.21 million IPs plus 1.25 million counted as both IP and Muslim); the census classified 228 of 268 ethnic groups as indigenous; NCIP estimates more than 15 million. By early 2023, 257 ancestral domains had approved CADTs, but only 55 (22%) were fully registered. CADTs cover about 20.5% of the country's land, and conflict can increase when titling is delayed. About 37% of indigenous people (2.9 million) live in geographically isolated areas (</w:t>
       </w:r>
-      <w:hyperlink w:history="1" r:id="rIddrfkqh2oi87bstml-kcl1">
+      <w:hyperlink w:history="1" r:id="rId-jfy5hwp-pfteqir5xjsc">
         <w:r>
           <w:rPr>
             <w:rStyle w:val="Hyperlink"/>
@@ -3828,7 +3828,7 @@
       <w:r>
         <w:t xml:space="preserve">Sources: </w:t>
       </w:r>
-      <w:hyperlink w:history="1" r:id="rIdllyqcpkb7kqkofycnrt-f">
+      <w:hyperlink w:history="1" r:id="rIdsltjgmwx7mvfmyybntrom">
         <w:r>
           <w:rPr>
             <w:rStyle w:val="Hyperlink"/>
@@ -3839,7 +3839,7 @@
       <w:r>
         <w:t xml:space="preserve">; </w:t>
       </w:r>
-      <w:hyperlink w:history="1" r:id="rIdxj2et43ijljyh7inrkwaz">
+      <w:hyperlink w:history="1" r:id="rIdqpkkvn0jqq719uhf4vski">
         <w:r>
           <w:rPr>
             <w:rStyle w:val="Hyperlink"/>
@@ -3850,7 +3850,7 @@
       <w:r>
         <w:t xml:space="preserve">; </w:t>
       </w:r>
-      <w:hyperlink w:history="1" r:id="rIdkmwll1mr1hd4vnk87y1js">
+      <w:hyperlink w:history="1" r:id="rId9rkpqzbuxflx84m6ef5ta">
         <w:r>
           <w:rPr>
             <w:rStyle w:val="Hyperlink"/>
@@ -3861,7 +3861,7 @@
       <w:r>
         <w:t xml:space="preserve">; </w:t>
       </w:r>
-      <w:hyperlink w:history="1" r:id="rIdoqqwx3lk7hy4v0uvrq3tc">
+      <w:hyperlink w:history="1" r:id="rIdfa_kebi3jdvlutvwtnatn">
         <w:r>
           <w:rPr>
             <w:rStyle w:val="Hyperlink"/>

--- a/docs/technical-report.docx
+++ b/docs/technical-report.docx
@@ -22,7 +22,7 @@
         <w:t xml:space="preserve">Team leader:</w:t>
       </w:r>
       <w:r>
-        <w:t xml:space="preserve"> [name]</w:t>
+        <w:t xml:space="preserve"> Paul Alvarez</w:t>
       </w:r>
     </w:p>
     <w:p>
@@ -69,7 +69,7 @@
       <w:r>
         <w:t xml:space="preserve"> </w:t>
       </w:r>
-      <w:hyperlink w:history="1" r:id="rIdbb-csavxdx3veyi8zpiqe">
+      <w:hyperlink w:history="1" r:id="rIdrpura-hp0knyl7ouf9ti7">
         <w:r>
           <w:rPr>
             <w:rStyle w:val="Hyperlink"/>
@@ -170,7 +170,7 @@
       <w:r>
         <w:t xml:space="preserve"> The 2020 census counted 9.46 million indigenous people, about 8.7% of the population (8.21 million IPs plus 1.25 million counted as both IP and Muslim); the census classified 228 of 268 ethnic groups as indigenous; NCIP estimates more than 15 million. By early 2023, 257 ancestral domains had approved CADTs, but only 55 (22%) were fully registered. CADTs cover about 20.5% of the country's land, and conflict can increase when titling is delayed. About 37% of indigenous people (2.9 million) live in geographically isolated areas (</w:t>
       </w:r>
-      <w:hyperlink w:history="1" r:id="rId-jfy5hwp-pfteqir5xjsc">
+      <w:hyperlink w:history="1" r:id="rIdz7mpz8wysqekn8s8zqdfo">
         <w:r>
           <w:rPr>
             <w:rStyle w:val="Hyperlink"/>
@@ -3828,7 +3828,7 @@
       <w:r>
         <w:t xml:space="preserve">Sources: </w:t>
       </w:r>
-      <w:hyperlink w:history="1" r:id="rIdsltjgmwx7mvfmyybntrom">
+      <w:hyperlink w:history="1" r:id="rIdnugp9rddsl-dqjw1fwjxo">
         <w:r>
           <w:rPr>
             <w:rStyle w:val="Hyperlink"/>
@@ -3839,7 +3839,7 @@
       <w:r>
         <w:t xml:space="preserve">; </w:t>
       </w:r>
-      <w:hyperlink w:history="1" r:id="rIdqpkkvn0jqq719uhf4vski">
+      <w:hyperlink w:history="1" r:id="rId6ibqk8pif6wlzjv1kvh9e">
         <w:r>
           <w:rPr>
             <w:rStyle w:val="Hyperlink"/>
@@ -3850,7 +3850,7 @@
       <w:r>
         <w:t xml:space="preserve">; </w:t>
       </w:r>
-      <w:hyperlink w:history="1" r:id="rId9rkpqzbuxflx84m6ef5ta">
+      <w:hyperlink w:history="1" r:id="rIdu1iwteyqukk8-3cpzyymc">
         <w:r>
           <w:rPr>
             <w:rStyle w:val="Hyperlink"/>
@@ -3861,7 +3861,7 @@
       <w:r>
         <w:t xml:space="preserve">; </w:t>
       </w:r>
-      <w:hyperlink w:history="1" r:id="rIdfa_kebi3jdvlutvwtnatn">
+      <w:hyperlink w:history="1" r:id="rId3qolbxerltghzszmn6kzz">
         <w:r>
           <w:rPr>
             <w:rStyle w:val="Hyperlink"/>
